--- a/SentinURL Project Proposal.docx
+++ b/SentinURL Project Proposal.docx
@@ -546,7 +546,21 @@
           <w:rFonts w:asciiTheme="majorHAnsi" w:hAnsiTheme="majorHAnsi" w:cstheme="majorHAnsi"/>
           <w:highlight w:val="yellow"/>
         </w:rPr>
-        <w:t>99.4%</w:t>
+        <w:t>9</w:t>
+      </w:r>
+      <w:r>
+        <w:rPr>
+          <w:rFonts w:asciiTheme="majorHAnsi" w:hAnsiTheme="majorHAnsi" w:cstheme="majorHAnsi"/>
+          <w:highlight w:val="yellow"/>
+        </w:rPr>
+        <w:t>8</w:t>
+      </w:r>
+      <w:r>
+        <w:rPr>
+          <w:rFonts w:asciiTheme="majorHAnsi" w:hAnsiTheme="majorHAnsi" w:cstheme="majorHAnsi"/>
+          <w:highlight w:val="yellow"/>
+        </w:rPr>
+        <w:t>.4%</w:t>
       </w:r>
       <w:r>
         <w:rPr>
@@ -630,13 +644,7 @@
         <w:rPr>
           <w:rFonts w:asciiTheme="majorHAnsi" w:hAnsiTheme="majorHAnsi" w:cstheme="majorHAnsi"/>
         </w:rPr>
-        <w:t xml:space="preserve"> delivers a scalable, automated defense mechanism that protects organizational assets and user data</w:t>
-      </w:r>
-      <w:r>
-        <w:rPr>
-          <w:rFonts w:asciiTheme="majorHAnsi" w:hAnsiTheme="majorHAnsi" w:cstheme="majorHAnsi"/>
-        </w:rPr>
-        <w:t>.</w:t>
+        <w:t xml:space="preserve"> delivers a scalable, automated defense mechanism that protects organizational assets and user data.</w:t>
       </w:r>
     </w:p>
     <w:sectPr>
@@ -1455,6 +1463,7 @@
   <w:style w:type="character" w:default="1" w:styleId="DefaultParagraphFont">
     <w:name w:val="Default Paragraph Font"/>
     <w:uiPriority w:val="1"/>
+    <w:semiHidden/>
     <w:unhideWhenUsed/>
   </w:style>
   <w:style w:type="table" w:default="1" w:styleId="TableNormal">
